--- a/docs/Lab3B_Risk_Quantification_Executive_Report.docx
+++ b/docs/Lab3B_Risk_Quantification_Executive_Report.docx
@@ -260,7 +260,7 @@
                 <w:sz w:val="17"/>
                 <w:szCs w:val="17"/>
               </w:rPr>
-              <w:t xml:space="preserve">GRC102 | Lab 3B (Advanced Risk Quantification)</w:t>
+              <w:t xml:space="preserve">GRC103 | Lab 3B (Advanced Risk Quantification)</w:t>
             </w:r>
           </w:p>
         </w:tc>
